--- a/任务书2308054103白鑫宇.docx
+++ b/任务书2308054103白鑫宇.docx
@@ -437,8 +437,6 @@
         </w:rPr>
         <w:t>毕业设计（论文） 任务书</w:t>
       </w:r>
-      <w:bookmarkStart w:id="0" w:name="_GoBack"/>
-      <w:bookmarkEnd w:id="0"/>
     </w:p>
     <w:tbl>
       <w:tblPr>
@@ -1496,254 +1494,97 @@
             <w:pPr>
               <w:jc w:val="left"/>
               <w:rPr>
-                <w:rFonts w:hint="default" w:ascii="宋体" w:hAnsi="宋体" w:eastAsia="宋体"/>
-                <w:bCs/>
-                <w:sz w:val="24"/>
-                <w:lang w:val="en-US" w:eastAsia="zh-CN"/>
-              </w:rPr>
-            </w:pPr>
-            <w:r>
-              <w:rPr>
-                <w:rFonts w:hint="eastAsia" w:ascii="宋体" w:hAnsi="宋体"/>
-                <w:bCs/>
-                <w:color w:val="FF0000"/>
-                <w:sz w:val="24"/>
-              </w:rPr>
-              <w:t>（列明</w:t>
-            </w:r>
-            <w:r>
-              <w:rPr>
-                <w:rFonts w:ascii="宋体" w:hAnsi="宋体"/>
-                <w:bCs/>
-                <w:color w:val="FF0000"/>
-                <w:sz w:val="24"/>
-              </w:rPr>
-              <w:t>管理类进度</w:t>
-            </w:r>
-            <w:r>
-              <w:rPr>
-                <w:rFonts w:hint="eastAsia" w:ascii="宋体" w:hAnsi="宋体"/>
-                <w:bCs/>
-                <w:color w:val="FF0000"/>
-                <w:sz w:val="24"/>
-              </w:rPr>
-              <w:t>，举例</w:t>
-            </w:r>
-            <w:r>
-              <w:rPr>
-                <w:rFonts w:ascii="宋体" w:hAnsi="宋体"/>
-                <w:bCs/>
-                <w:color w:val="FF0000"/>
-                <w:sz w:val="24"/>
-              </w:rPr>
-              <w:t>如下：</w:t>
-            </w:r>
-            <w:r>
-              <w:rPr>
-                <w:rFonts w:hint="eastAsia" w:ascii="宋体" w:hAnsi="宋体"/>
-                <w:bCs/>
-                <w:color w:val="FF0000"/>
-                <w:sz w:val="24"/>
-              </w:rPr>
-              <w:t>）</w:t>
-            </w:r>
-            <w:r>
-              <w:rPr>
-                <w:rFonts w:hint="eastAsia" w:ascii="宋体" w:hAnsi="宋体"/>
-                <w:bCs/>
-                <w:color w:val="FF0000"/>
-                <w:sz w:val="24"/>
-                <w:highlight w:val="yellow"/>
-                <w:lang w:val="en-US" w:eastAsia="zh-CN"/>
-              </w:rPr>
-              <w:t>这个不要动</w:t>
-            </w:r>
-          </w:p>
-          <w:p>
-            <w:pPr>
-              <w:jc w:val="left"/>
-              <w:rPr>
-                <w:rFonts w:ascii="宋体" w:hAnsi="宋体"/>
-                <w:bCs/>
-                <w:sz w:val="24"/>
-              </w:rPr>
-            </w:pPr>
-            <w:r>
-              <w:rPr>
                 <w:rFonts w:hint="eastAsia"/>
                 <w:u w:val="none"/>
               </w:rPr>
-              <w:t>2024.12.16</w:t>
-            </w:r>
-            <w:r>
-              <w:rPr>
-                <w:u w:val="none"/>
-              </w:rPr>
-              <w:t>~ </w:t>
-            </w:r>
+            </w:pPr>
             <w:r>
               <w:rPr>
                 <w:rFonts w:hint="eastAsia"/>
                 <w:u w:val="none"/>
               </w:rPr>
-              <w:t>2024.12.29</w:t>
-            </w:r>
-            <w:r>
-              <w:rPr>
-                <w:u w:val="none"/>
-              </w:rPr>
-              <w:t>搜集资料，撰写开题报告</w:t>
-            </w:r>
-            <w:r>
-              <w:rPr>
-                <w:u w:val="none"/>
-              </w:rPr>
-              <w:br w:type="textWrapping"/>
-            </w:r>
-            <w:r>
+              <w:t>2026.12.14~2027.1.3搜集资料，撰写开题报告；</w:t>
+            </w:r>
+          </w:p>
+          <w:p>
+            <w:pPr>
+              <w:jc w:val="left"/>
               <w:rPr>
                 <w:rFonts w:hint="eastAsia"/>
                 <w:u w:val="none"/>
               </w:rPr>
-              <w:t>2024.12.30</w:t>
-            </w:r>
-            <w:r>
-              <w:rPr>
-                <w:u w:val="none"/>
-              </w:rPr>
-              <w:t> ~</w:t>
-            </w:r>
+            </w:pPr>
             <w:r>
               <w:rPr>
                 <w:rFonts w:hint="eastAsia"/>
                 <w:u w:val="none"/>
               </w:rPr>
-              <w:t>2025.1.12</w:t>
-            </w:r>
-            <w:r>
+              <w:t>2027.1.4~2027.1.10开题答辩：</w:t>
+            </w:r>
+          </w:p>
+          <w:p>
+            <w:pPr>
+              <w:jc w:val="left"/>
               <w:rPr>
                 <w:rFonts w:hint="eastAsia"/>
                 <w:u w:val="none"/>
-                <w:lang w:val="en-US" w:eastAsia="zh-CN"/>
-              </w:rPr>
-              <w:t xml:space="preserve"> </w:t>
-            </w:r>
-            <w:r>
-              <w:rPr>
+              </w:rPr>
+            </w:pPr>
+            <w:r>
+              <w:rPr>
+                <w:rFonts w:hint="eastAsia"/>
                 <w:u w:val="none"/>
               </w:rPr>
-              <w:t> 开题答辩</w:t>
-            </w:r>
-            <w:r>
-              <w:br w:type="textWrapping"/>
-            </w:r>
-            <w:r>
+              <w:t>2027.2.22~2027.3.07项目设计、开发；</w:t>
+            </w:r>
+          </w:p>
+          <w:p>
+            <w:pPr>
+              <w:jc w:val="left"/>
               <w:rPr>
                 <w:rFonts w:hint="eastAsia"/>
-              </w:rPr>
-              <w:t>2025.2.26</w:t>
-            </w:r>
+                <w:u w:val="none"/>
+              </w:rPr>
+            </w:pPr>
             <w:r>
               <w:rPr>
                 <w:rFonts w:hint="eastAsia"/>
-                <w:lang w:val="en-US" w:eastAsia="zh-CN"/>
-              </w:rPr>
-              <w:t xml:space="preserve"> </w:t>
-            </w:r>
-            <w:r>
-              <w:t>~ </w:t>
-            </w:r>
-            <w:r>
+                <w:u w:val="none"/>
+              </w:rPr>
+              <w:t>2027.3.15~2027.4.25中期检查，论文初稿提交；</w:t>
+            </w:r>
+          </w:p>
+          <w:p>
+            <w:pPr>
+              <w:jc w:val="left"/>
               <w:rPr>
                 <w:rFonts w:hint="eastAsia"/>
-              </w:rPr>
-              <w:t>2025.0</w:t>
-            </w:r>
+                <w:u w:val="none"/>
+              </w:rPr>
+            </w:pPr>
             <w:r>
               <w:rPr>
                 <w:rFonts w:hint="eastAsia"/>
-                <w:lang w:val="en-US" w:eastAsia="zh-CN"/>
-              </w:rPr>
-              <w:t>3</w:t>
-            </w:r>
+                <w:u w:val="none"/>
+              </w:rPr>
+              <w:t>2027.4.26~2027.5.02项目测试、论文修订并定稿；</w:t>
+            </w:r>
+          </w:p>
+          <w:p>
+            <w:pPr>
+              <w:jc w:val="left"/>
+              <w:rPr>
+                <w:rFonts w:ascii="宋体" w:hAnsi="宋体"/>
+                <w:bCs/>
+                <w:sz w:val="24"/>
+              </w:rPr>
+            </w:pPr>
             <w:r>
               <w:rPr>
                 <w:rFonts w:hint="eastAsia"/>
-              </w:rPr>
-              <w:t>.16</w:t>
-            </w:r>
-            <w:r>
-              <w:t> 项目设计、开发</w:t>
-            </w:r>
-            <w:r>
-              <w:br w:type="textWrapping"/>
-            </w:r>
-            <w:r>
-              <w:rPr>
-                <w:rFonts w:hint="eastAsia"/>
-              </w:rPr>
-              <w:t>2025.03.17</w:t>
-            </w:r>
-            <w:r>
-              <w:t>~ </w:t>
-            </w:r>
-            <w:r>
-              <w:rPr>
-                <w:rFonts w:hint="eastAsia"/>
-              </w:rPr>
-              <w:t>2025.03.23</w:t>
-            </w:r>
-            <w:r>
-              <w:t>中期检查，论文初稿提交</w:t>
-            </w:r>
-            <w:r>
-              <w:br w:type="textWrapping"/>
-            </w:r>
-            <w:r>
-              <w:rPr>
-                <w:rFonts w:hint="eastAsia"/>
-              </w:rPr>
-              <w:t>2025.03.24</w:t>
-            </w:r>
-            <w:r>
-              <w:t> ~ </w:t>
-            </w:r>
-            <w:r>
-              <w:rPr>
-                <w:rFonts w:hint="eastAsia"/>
-              </w:rPr>
-              <w:t>2025.05.12</w:t>
-            </w:r>
-            <w:r>
-              <w:t> 项目测试、论文修订并定稿</w:t>
-            </w:r>
-            <w:r>
-              <w:br w:type="textWrapping"/>
-            </w:r>
-            <w:r>
-              <w:rPr>
-                <w:rFonts w:hint="eastAsia"/>
-              </w:rPr>
-              <w:t>2025.05.1</w:t>
-            </w:r>
-            <w:r>
-              <w:rPr>
-                <w:rFonts w:hint="eastAsia"/>
-                <w:lang w:val="en-US" w:eastAsia="zh-CN"/>
-              </w:rPr>
-              <w:t>3</w:t>
-            </w:r>
-            <w:r>
-              <w:t> ~ </w:t>
-            </w:r>
-            <w:r>
-              <w:rPr>
-                <w:rFonts w:hint="eastAsia"/>
-              </w:rPr>
-              <w:t>2025.05.18</w:t>
-            </w:r>
-            <w:r>
-              <w:t> 最终答辩</w:t>
+                <w:u w:val="none"/>
+              </w:rPr>
+              <w:t>2027.5.17~2027.5.23最终答辩。</w:t>
             </w:r>
           </w:p>
         </w:tc>
@@ -1949,31 +1790,13 @@
           <w:p>
             <w:pPr>
               <w:rPr>
-                <w:rFonts w:cs="Arial" w:asciiTheme="minorEastAsia" w:hAnsiTheme="minorEastAsia" w:eastAsiaTheme="minorEastAsia"/>
-                <w:color w:val="000000"/>
-                <w:szCs w:val="21"/>
-                <w:shd w:val="clear" w:color="auto" w:fill="FFFFFF"/>
-              </w:rPr>
-            </w:pPr>
-          </w:p>
-          <w:p>
-            <w:pPr>
-              <w:rPr>
-                <w:rFonts w:cs="Arial" w:asciiTheme="minorEastAsia" w:hAnsiTheme="minorEastAsia" w:eastAsiaTheme="minorEastAsia"/>
-                <w:color w:val="000000"/>
-                <w:szCs w:val="21"/>
-                <w:shd w:val="clear" w:color="auto" w:fill="FFFFFF"/>
-              </w:rPr>
-            </w:pPr>
-          </w:p>
-          <w:p>
-            <w:pPr>
-              <w:rPr>
                 <w:rFonts w:asciiTheme="minorEastAsia" w:hAnsiTheme="minorEastAsia" w:eastAsiaTheme="minorEastAsia"/>
                 <w:bCs/>
                 <w:szCs w:val="21"/>
               </w:rPr>
             </w:pPr>
+            <w:bookmarkStart w:id="0" w:name="_GoBack"/>
+            <w:bookmarkEnd w:id="0"/>
           </w:p>
         </w:tc>
       </w:tr>
